--- a/Decoupe/05_Acte_III_Potager_Gautier.docx
+++ b/Decoupe/05_Acte_III_Potager_Gautier.docx
@@ -115,7 +115,7 @@
         <w:t>note manuscrite</w:t>
       </w:r>
       <w:r>
-        <w:t xml:space="preserve"> « 6 juin, 17h30, dépendance — apporter la totalité. — L. »</w:t>
+        <w:t xml:space="preserve"> « Mon cher Lord, samedi six juin, dix-sept heures trente, à la dépendance. La totalité, je vous prie — point une livre de moins. — L. »</w:t>
       </w:r>
     </w:p>
     <w:p>

--- a/Decoupe/05_Acte_III_Potager_Gautier.docx
+++ b/Decoupe/05_Acte_III_Potager_Gautier.docx
@@ -1,6 +1,6 @@
 
 <file path=word/document.xml><?xml version="1.0" encoding="utf-8"?>
-<w:document xmlns:wpc="http://schemas.microsoft.com/office/word/2010/wordprocessingCanvas" xmlns:cx="http://schemas.microsoft.com/office/drawing/2014/chartex" xmlns:mc="http://schemas.openxmlformats.org/markup-compatibility/2006" xmlns:o="urn:schemas-microsoft-com:office:office" xmlns:r="http://schemas.openxmlformats.org/officeDocument/2006/relationships" xmlns:m="http://schemas.openxmlformats.org/officeDocument/2006/math" xmlns:v="urn:schemas-microsoft-com:vml" xmlns:wp14="http://schemas.microsoft.com/office/word/2010/wordprocessingDrawing" xmlns:wp="http://schemas.openxmlformats.org/drawingml/2006/wordprocessingDrawing" xmlns:w10="urn:schemas-microsoft-com:office:word" xmlns:w="http://schemas.openxmlformats.org/wordprocessingml/2006/main" xmlns:w14="http://schemas.microsoft.com/office/word/2010/wordml" xmlns:w15="http://schemas.microsoft.com/office/word/2012/wordml" xmlns:wpg="http://schemas.microsoft.com/office/word/2010/wordprocessingGroup" xmlns:wpi="http://schemas.microsoft.com/office/word/2010/wordprocessingInk" xmlns:wne="http://schemas.microsoft.com/office/word/2006/wordml" xmlns:wps="http://schemas.microsoft.com/office/word/2010/wordprocessingShape" mc:Ignorable="w14 w15 wp14">
+<w:document xmlns:ns1="http://schemas.openxmlformats.org/markup-compatibility/2006" xmlns:w="http://schemas.openxmlformats.org/wordprocessingml/2006/main" ns1:Ignorable="w14 w15 wp14">
   <w:body>
     <w:p>
       <w:pPr>
@@ -13,33 +13,33 @@
           <w:bCs/>
           <w:color w:val="795548"/>
         </w:rPr>
-        <w:t>Acte III — Le couloir, les chambres, le placard · Foyer : Lord Gautier puis Lady Alicia</w:t>
-      </w:r>
-    </w:p>
-    <w:p>
-      <w:pPr>
-        <w:spacing w:before="60" w:after="60" w:line="300" w:lineRule="auto"/>
-        <w:jc w:val="both"/>
-      </w:pPr>
-      <w:r>
-        <w:rPr>
-          <w:b/>
-          <w:bCs/>
-        </w:rPr>
-        <w:t>Lieux ouverts</w:t>
-      </w:r>
-      <w:r>
-        <w:t xml:space="preserve"> : tout ce qui précède + </w:t>
-      </w:r>
-      <w:r>
-        <w:rPr>
-          <w:b/>
-          <w:bCs/>
-        </w:rPr>
-        <w:t>couloir intérieur, placard du couloir, chambres</w:t>
-      </w:r>
-      <w:r>
-        <w:t>.</w:t>
+        <w:t xml:space="preserve">Acte III — Le couloir, les chambres, le placard, le cabinet de lecture · Foyers : Lord Gautier, Maître Emilien, puis Lady Alicia</w:t>
+      </w:r>
+    </w:p>
+    <w:p>
+      <w:pPr>
+        <w:spacing w:before="60" w:after="60" w:line="300" w:lineRule="auto"/>
+        <w:jc w:val="both"/>
+      </w:pPr>
+      <w:r>
+        <w:rPr>
+          <w:b/>
+          <w:bCs/>
+        </w:rPr>
+        <w:t xml:space="preserve">Lieux ouverts : tout ce qui précède + couloir intérieur, placard du couloir, chambres, cabinet de lecture.</w:t>
+      </w:r>
+      <w:r>
+        <w:t xml:space="preserve"/>
+      </w:r>
+      <w:r>
+        <w:rPr>
+          <w:b/>
+          <w:bCs/>
+        </w:rPr>
+        <w:t/>
+      </w:r>
+      <w:r>
+        <w:t/>
       </w:r>
     </w:p>
     <w:p>
@@ -277,19 +277,19 @@
           <w:b/>
           <w:bCs/>
         </w:rPr>
-        <w:t>Lady Romanette</w:t>
-      </w:r>
-      <w:r>
-        <w:t xml:space="preserve"> : « Plus tard, vers 18h05, j’ai vu Alicia monter brièvement dans sa chambre. Elle paraissait dissimuler quelque chose. »</w:t>
-      </w:r>
-    </w:p>
-    <w:p>
-      <w:pPr>
-        <w:spacing w:before="60" w:after="60" w:line="300" w:lineRule="auto"/>
-        <w:jc w:val="both"/>
-      </w:pPr>
-      <w:r>
-        <w:t>→ Convergence forte vers Alicia. Quand Chloé la confronte, elle nie d’abord (palier 1 : « Quelle clef ? »), puis lâche un mensonge noble (palier 2 : « Je voulais protéger Gautier »), puis avoue la vérité (palier 3 : ses lettres avec Nicolas confiées à Léa). Elle remet la clef.</w:t>
+        <w:t xml:space="preserve">Mademoiselle Maëlys Bouchard : « Plus tard, vers 18h05, j’ai vu Alicia monter brièvement dans sa chambre. Elle paraissait dissimuler quelque chose. »</w:t>
+      </w:r>
+      <w:r>
+        <w:t xml:space="preserve"/>
+      </w:r>
+    </w:p>
+    <w:p>
+      <w:pPr>
+        <w:spacing w:before="60" w:after="60" w:line="300" w:lineRule="auto"/>
+        <w:jc w:val="both"/>
+      </w:pPr>
+      <w:r>
+        <w:t xml:space="preserve">→ Convergence forte vers Alicia. Quand Chloé la confronte, elle nie d’abord (palier 1 : « Quelle clef ? »), puis lâche un mensonge noble (palier 2 : « Je voulais protéger Gautier »), puis avoue la vérité (palier 3 : ses lettres « B. », échangées avec Baptiste André, qu’elle avait confiées à Léa). Elle remet la clef.</w:t>
       </w:r>
     </w:p>
     <w:p>
@@ -351,10 +351,10 @@
           <w:b/>
           <w:bCs/>
         </w:rPr>
-        <w:t>Lady Romanette</w:t>
-      </w:r>
-      <w:r>
-        <w:t xml:space="preserve"> : « J’ai entendu Amandinette glisser à Léa : "Nous devons parler. Seules. Tout de suite après." »</w:t>
+        <w:t xml:space="preserve">Mademoiselle Maëlys Bouchard : « J’ai entendu Amandinette glisser à Léa : "Nous devons parler. Seules. Tout de suite après." »</w:t>
+      </w:r>
+      <w:r>
+        <w:t xml:space="preserve"/>
       </w:r>
     </w:p>
     <w:p>
@@ -422,6 +422,120 @@
       </w:r>
       <w:r>
         <w:t xml:space="preserve"> : Alicia (clef volée, comportement louche, motif fort) et Amandinette (alibi creux, déplacements suspects, généalogie douteuse). Marie reste dans le bruit. Le doute est maintenu.</w:t>
+      </w:r>
+    </w:p>
+    <w:p>
+      <w:pPr>
+        <w:spacing w:before="60" w:after="60" w:line="300" w:lineRule="auto"/>
+        <w:jc w:val="both"/>
+      </w:pPr>
+      <w:r>
+        <w:t xml:space="preserve">Faisceau d’indices Acte III — Emilien (le suspect rationnel n°1)</w:t>
+      </w:r>
+      <w:r>
+        <w:rPr>
+          <w:b/>
+          <w:bCs/>
+        </w:rPr>
+        <w:t/>
+      </w:r>
+      <w:r>
+        <w:t xml:space="preserve"/>
+      </w:r>
+    </w:p>
+    <w:p>
+      <w:pPr>
+        <w:spacing w:before="60" w:after="60" w:line="300" w:lineRule="auto"/>
+        <w:jc w:val="both"/>
+      </w:pPr>
+      <w:r>
+        <w:t xml:space="preserve">Le cabinet de lecture s’ouvre à présent : Maître Emilien Collin-Stanislas y a passé tout l’après-midi, SEUL, sans témoin (17h00-17h45). Mobile colossal, alibi creux — c’est, sur le papier, le suspect le plus « logique » de la soirée.</w:t>
+      </w:r>
+      <w:r>
+        <w:rPr>
+          <w:b/>
+          <w:bCs/>
+        </w:rPr>
+        <w:t/>
+      </w:r>
+      <w:r>
+        <w:t xml:space="preserve"/>
+      </w:r>
+    </w:p>
+    <w:p>
+      <w:pPr>
+        <w:spacing w:before="60" w:after="60" w:line="300" w:lineRule="auto"/>
+        <w:jc w:val="both"/>
+      </w:pPr>
+      <w:r>
+        <w:t xml:space="preserve">Indice physique : sur la table du cabinet, un dossier des terres de la région ; dans son portefeuille (s’il est pressé), un rappel de Léa : « E.C.S. — 5 000 £. Le passé Beauchamp ne s’efface pas. — L. »</w:t>
+      </w:r>
+      <w:r>
+        <w:rPr>
+          <w:b/>
+          <w:bCs/>
+        </w:rPr>
+        <w:t/>
+      </w:r>
+      <w:r>
+        <w:t xml:space="preserve"/>
+      </w:r>
+    </w:p>
+    <w:p>
+      <w:pPr>
+        <w:spacing w:before="60" w:after="60" w:line="300" w:lineRule="auto"/>
+        <w:jc w:val="both"/>
+      </w:pPr>
+      <w:r>
+        <w:t xml:space="preserve">Lady Boulet de Myrtilles : « Maître Collin-Stanislas ? Il a racheté pour une bouchée de pain les terres des Beauchamp, en 1910, juste après la mort de leur jeune héritière. Étrange aubaine. »</w:t>
+      </w:r>
+      <w:r>
+        <w:rPr>
+          <w:b/>
+          <w:bCs/>
+        </w:rPr>
+        <w:t/>
+      </w:r>
+      <w:r>
+        <w:t xml:space="preserve"/>
+      </w:r>
+    </w:p>
+    <w:p>
+      <w:pPr>
+        <w:spacing w:before="60" w:after="60" w:line="300" w:lineRule="auto"/>
+        <w:jc w:val="both"/>
+      </w:pPr>
+      <w:r>
+        <w:t xml:space="preserve">Levier de craquage Emilien — palier 1 : il nie tout chantage (« Quelle imagination »). Palier 2 (si Chloé a le rappel de Léa ou le carnet des comptes, mention E.C.S., 5 000 £) : il avoue le chantage — une « vieille affaire de succession » — et plaide qu’il avait justement trop à perdre dans un scandale pour tuer. Palier 3 (Acte IV, sommé d’authentifier l’acte de naissance) : il se confond et avoue la complicité de 1910.</w:t>
+      </w:r>
+      <w:r>
+        <w:rPr>
+          <w:b/>
+          <w:bCs/>
+        </w:rPr>
+        <w:t/>
+      </w:r>
+      <w:r>
+        <w:t xml:space="preserve"/>
+      </w:r>
+    </w:p>
+    <w:p>
+      <w:pPr>
+        <w:spacing w:before="60" w:after="60" w:line="300" w:lineRule="auto"/>
+        <w:jc w:val="both"/>
+      </w:pPr>
+      <w:r>
+        <w:t xml:space="preserve">→ Emilien tient le doute rationnel jusqu’au coffret. Il n’est PAS le meurtrier : sa confrontation finale révèle sa fraude, pas le crime.</w:t>
+      </w:r>
+      <w:r>
+        <w:rPr>
+          <w:b/>
+          <w:bCs/>
+        </w:rPr>
+        <w:t/>
+      </w:r>
+      <w:r>
+        <w:t xml:space="preserve"/>
       </w:r>
     </w:p>
     <w:p>

--- a/Decoupe/05_Acte_III_Potager_Gautier.docx
+++ b/Decoupe/05_Acte_III_Potager_Gautier.docx
@@ -449,7 +449,7 @@
         <w:jc w:val="both"/>
       </w:pPr>
       <w:r>
-        <w:t xml:space="preserve">Le cabinet de lecture s’ouvre à présent : Maître Emilien Collin-Stanislas y a passé tout l’après-midi, SEUL, sans témoin (17h00-17h45). Mobile colossal, alibi creux — c’est, sur le papier, le suspect le plus « logique » de la soirée.</w:t>
+        <w:t xml:space="preserve">Le cabinet de lecture s’ouvre à présent : Maître Emilien Collin-Stanislas y a passé tout l’après-midi, SEUL, sans témoin (17h00-17h45). Mobile colossal, alibi creux — c’est, sur le papier, le suspect le plus « logique » de la soirée. (Le cabinet de lecture est une petite pièce attenante au salon, non figurée sur le plan : décrivez-la de vive voix ; le rappel glissé dans le portefeuille d’Emilien se révèle surtout par recoupement — Lady Boulet — plutôt que par une fouille.)</w:t>
       </w:r>
       <w:r>
         <w:rPr>

--- a/Decoupe/05_Acte_III_Potager_Gautier.docx
+++ b/Decoupe/05_Acte_III_Potager_Gautier.docx
@@ -13,20 +13,20 @@
           <w:bCs/>
           <w:color w:val="795548"/>
         </w:rPr>
-        <w:t xml:space="preserve">Acte III — Le couloir, les chambres, le placard, le cabinet de lecture · Foyers : Lord Gautier, Maître Emilien, puis Lady Alicia</w:t>
-      </w:r>
-    </w:p>
-    <w:p>
-      <w:pPr>
-        <w:spacing w:before="60" w:after="60" w:line="300" w:lineRule="auto"/>
-        <w:jc w:val="both"/>
-      </w:pPr>
-      <w:r>
-        <w:rPr>
-          <w:b/>
-          <w:bCs/>
-        </w:rPr>
-        <w:t xml:space="preserve">Lieux ouverts : tout ce qui précède + couloir intérieur, placard du couloir, chambres, cabinet de lecture.</w:t>
+        <w:t xml:space="preserve">Acte III — Le couloir, les chambres, le placard · Foyers : Lord Gautier, puis Lady Alicia</w:t>
+      </w:r>
+    </w:p>
+    <w:p>
+      <w:pPr>
+        <w:spacing w:before="60" w:after="60" w:line="300" w:lineRule="auto"/>
+        <w:jc w:val="both"/>
+      </w:pPr>
+      <w:r>
+        <w:rPr>
+          <w:b/>
+          <w:bCs/>
+        </w:rPr>
+        <w:t xml:space="preserve">Lieux ouverts : tout ce qui précède + couloir intérieur, placard du couloir, chambres.</w:t>
       </w:r>
       <w:r>
         <w:t xml:space="preserve"/>
@@ -422,120 +422,6 @@
       </w:r>
       <w:r>
         <w:t xml:space="preserve"> : Alicia (clef volée, comportement louche, motif fort) et Amandinette (alibi creux, déplacements suspects, généalogie douteuse). Marie reste dans le bruit. Le doute est maintenu.</w:t>
-      </w:r>
-    </w:p>
-    <w:p>
-      <w:pPr>
-        <w:spacing w:before="60" w:after="60" w:line="300" w:lineRule="auto"/>
-        <w:jc w:val="both"/>
-      </w:pPr>
-      <w:r>
-        <w:t xml:space="preserve">Faisceau d’indices Acte III — Emilien (le suspect rationnel n°1)</w:t>
-      </w:r>
-      <w:r>
-        <w:rPr>
-          <w:b/>
-          <w:bCs/>
-        </w:rPr>
-        <w:t/>
-      </w:r>
-      <w:r>
-        <w:t xml:space="preserve"/>
-      </w:r>
-    </w:p>
-    <w:p>
-      <w:pPr>
-        <w:spacing w:before="60" w:after="60" w:line="300" w:lineRule="auto"/>
-        <w:jc w:val="both"/>
-      </w:pPr>
-      <w:r>
-        <w:t xml:space="preserve">Le cabinet de lecture s’ouvre à présent : Maître Emilien Collin-Stanislas y a passé tout l’après-midi, SEUL, sans témoin (17h00-17h45). Mobile colossal, alibi creux — c’est, sur le papier, le suspect le plus « logique » de la soirée. (Le cabinet de lecture est une petite pièce attenante au salon, non figurée sur le plan : décrivez-la de vive voix ; le rappel glissé dans le portefeuille d’Emilien se révèle surtout par recoupement — Lady Boulet — plutôt que par une fouille.)</w:t>
-      </w:r>
-      <w:r>
-        <w:rPr>
-          <w:b/>
-          <w:bCs/>
-        </w:rPr>
-        <w:t/>
-      </w:r>
-      <w:r>
-        <w:t xml:space="preserve"/>
-      </w:r>
-    </w:p>
-    <w:p>
-      <w:pPr>
-        <w:spacing w:before="60" w:after="60" w:line="300" w:lineRule="auto"/>
-        <w:jc w:val="both"/>
-      </w:pPr>
-      <w:r>
-        <w:t xml:space="preserve">Indice physique : sur la table du cabinet, un dossier des terres de la région ; dans son portefeuille (s’il est pressé), un rappel de Léa : « E.C.S. — 5 000 £. Le passé Beauchamp ne s’efface pas. — L. »</w:t>
-      </w:r>
-      <w:r>
-        <w:rPr>
-          <w:b/>
-          <w:bCs/>
-        </w:rPr>
-        <w:t/>
-      </w:r>
-      <w:r>
-        <w:t xml:space="preserve"/>
-      </w:r>
-    </w:p>
-    <w:p>
-      <w:pPr>
-        <w:spacing w:before="60" w:after="60" w:line="300" w:lineRule="auto"/>
-        <w:jc w:val="both"/>
-      </w:pPr>
-      <w:r>
-        <w:t xml:space="preserve">Lady Boulet de Myrtilles : « Maître Collin-Stanislas ? Il a racheté pour une bouchée de pain les terres des Beauchamp, en 1910, juste après la mort de leur jeune héritière. Étrange aubaine. »</w:t>
-      </w:r>
-      <w:r>
-        <w:rPr>
-          <w:b/>
-          <w:bCs/>
-        </w:rPr>
-        <w:t/>
-      </w:r>
-      <w:r>
-        <w:t xml:space="preserve"/>
-      </w:r>
-    </w:p>
-    <w:p>
-      <w:pPr>
-        <w:spacing w:before="60" w:after="60" w:line="300" w:lineRule="auto"/>
-        <w:jc w:val="both"/>
-      </w:pPr>
-      <w:r>
-        <w:t xml:space="preserve">Levier de craquage Emilien — palier 1 : il nie tout chantage (« Quelle imagination »). Palier 2 (si Chloé a le rappel de Léa ou le carnet des comptes, mention E.C.S., 5 000 £) : il avoue le chantage — une « vieille affaire de succession » — et plaide qu’il avait justement trop à perdre dans un scandale pour tuer. Palier 3 (Acte IV, sommé d’authentifier l’acte de naissance) : il se confond et avoue la complicité de 1910.</w:t>
-      </w:r>
-      <w:r>
-        <w:rPr>
-          <w:b/>
-          <w:bCs/>
-        </w:rPr>
-        <w:t/>
-      </w:r>
-      <w:r>
-        <w:t xml:space="preserve"/>
-      </w:r>
-    </w:p>
-    <w:p>
-      <w:pPr>
-        <w:spacing w:before="60" w:after="60" w:line="300" w:lineRule="auto"/>
-        <w:jc w:val="both"/>
-      </w:pPr>
-      <w:r>
-        <w:t xml:space="preserve">→ Emilien tient le doute rationnel jusqu’au coffret. Il n’est PAS le meurtrier : sa confrontation finale révèle sa fraude, pas le crime.</w:t>
-      </w:r>
-      <w:r>
-        <w:rPr>
-          <w:b/>
-          <w:bCs/>
-        </w:rPr>
-        <w:t/>
-      </w:r>
-      <w:r>
-        <w:t xml:space="preserve"/>
       </w:r>
     </w:p>
     <w:p>
